--- a/Biooil_Data_ML_Submission_Packages/04_Data_Repository_Package/README.docx
+++ b/Biooil_Data_ML_Submission_Packages/04_Data_Repository_Package/README.docx
@@ -403,7 +403,7 @@
 <file path=word/numbering.xml><?xml version="1.0" encoding="utf-8"?>
 <w:numbering xmlns:wpc="http://schemas.microsoft.com/office/word/2010/wordprocessingCanvas" xmlns:cx="http://schemas.microsoft.com/office/drawing/2014/chartex" xmlns:cx1="http://schemas.microsoft.com/office/drawing/2015/9/8/chartex" xmlns:cx2="http://schemas.microsoft.com/office/drawing/2015/10/21/chartex" xmlns:cx3="http://schemas.microsoft.com/office/drawing/2016/5/9/chartex" xmlns:cx4="http://schemas.microsoft.com/office/drawing/2016/5/10/chartex" xmlns:cx5="http://schemas.microsoft.com/office/drawing/2016/5/11/chartex" xmlns:cx6="http://schemas.microsoft.com/office/drawing/2016/5/12/chartex" xmlns:cx7="http://schemas.microsoft.com/office/drawing/2016/5/13/chartex" xmlns:cx8="http://schemas.microsoft.com/office/drawing/2016/5/14/chartex" xmlns:mc="http://schemas.openxmlformats.org/markup-compatibility/2006" xmlns:aink="http://schemas.microsoft.com/office/drawing/2016/ink" xmlns:am3d="http://schemas.microsoft.com/office/drawing/2017/model3d" xmlns:o="urn:schemas-microsoft-com:office:office" xmlns:oel="http://schemas.microsoft.com/office/2019/extlst" xmlns:r="http://schemas.openxmlformats.org/officeDocument/2006/relationships" xmlns:m="http://schemas.openxmlformats.org/officeDocument/2006/math" xmlns:v="urn:schemas-microsoft-com:vml" xmlns:wp14="http://schemas.microsoft.com/office/word/2010/wordprocessingDrawing" xmlns:wp="http://schemas.openxmlformats.org/drawingml/2006/wordprocessingDrawing" xmlns:w10="urn:schemas-microsoft-com:office:word" xmlns:w="http://schemas.openxmlformats.org/wordprocessingml/2006/main" xmlns:w14="http://schemas.microsoft.com/office/word/2010/wordml" xmlns:w15="http://schemas.microsoft.com/office/word/2012/wordml" xmlns:w16cex="http://schemas.microsoft.com/office/word/2018/wordml/cex" xmlns:w16cid="http://schemas.microsoft.com/office/word/2016/wordml/cid" xmlns:w16="http://schemas.microsoft.com/office/word/2018/wordml" xmlns:w16du="http://schemas.microsoft.com/office/word/2023/wordml/word16du" xmlns:w16sdtdh="http://schemas.microsoft.com/office/word/2020/wordml/sdtdatahash" xmlns:w16sdtfl="http://schemas.microsoft.com/office/word/2024/wordml/sdtformatlock" xmlns:w16se="http://schemas.microsoft.com/office/word/2015/wordml/symex" xmlns:wpg="http://schemas.microsoft.com/office/word/2010/wordprocessingGroup" xmlns:wpi="http://schemas.microsoft.com/office/word/2010/wordprocessingInk" xmlns:wne="http://schemas.microsoft.com/office/word/2006/wordml" xmlns:wps="http://schemas.microsoft.com/office/word/2010/wordprocessingShape" mc:Ignorable="w14 w15 w16se w16cid w16 w16cex w16sdtdh w16sdtfl w16du wp14">
   <w:abstractNum w:abstractNumId="0" w15:restartNumberingAfterBreak="0">
-    <w:nsid w:val="0C3E60F8"/>
+    <w:nsid w:val="163C3420"/>
     <w:multiLevelType w:val="singleLevel"/>
     <w:tmpl w:val="04090001"/>
     <w:lvl w:ilvl="0">
@@ -420,7 +420,7 @@
     </w:lvl>
   </w:abstractNum>
   <w:abstractNum w:abstractNumId="1" w15:restartNumberingAfterBreak="0">
-    <w:nsid w:val="2DC81AA4"/>
+    <w:nsid w:val="5118414F"/>
     <w:multiLevelType w:val="singleLevel"/>
     <w:tmpl w:val="04090001"/>
     <w:lvl w:ilvl="0">
@@ -437,7 +437,7 @@
     </w:lvl>
   </w:abstractNum>
   <w:abstractNum w:abstractNumId="2" w15:restartNumberingAfterBreak="0">
-    <w:nsid w:val="40D45934"/>
+    <w:nsid w:val="76F85DF0"/>
     <w:multiLevelType w:val="singleLevel"/>
     <w:tmpl w:val="04090001"/>
     <w:lvl w:ilvl="0">
@@ -454,7 +454,7 @@
     </w:lvl>
   </w:abstractNum>
   <w:abstractNum w:abstractNumId="3" w15:restartNumberingAfterBreak="0">
-    <w:nsid w:val="7281018D"/>
+    <w:nsid w:val="79686BB8"/>
     <w:multiLevelType w:val="singleLevel"/>
     <w:tmpl w:val="04090001"/>
     <w:lvl w:ilvl="0">
@@ -470,17 +470,17 @@
       </w:rPr>
     </w:lvl>
   </w:abstractNum>
-  <w:num w:numId="1" w16cid:durableId="1763723669">
+  <w:num w:numId="1" w16cid:durableId="1936859890">
     <w:abstractNumId w:val="1"/>
   </w:num>
-  <w:num w:numId="2" w16cid:durableId="1233808647">
+  <w:num w:numId="2" w16cid:durableId="1007632394">
+    <w:abstractNumId w:val="2"/>
+  </w:num>
+  <w:num w:numId="3" w16cid:durableId="1949700743">
     <w:abstractNumId w:val="3"/>
   </w:num>
-  <w:num w:numId="3" w16cid:durableId="994143636">
+  <w:num w:numId="4" w16cid:durableId="1874993968">
     <w:abstractNumId w:val="0"/>
-  </w:num>
-  <w:num w:numId="4" w16cid:durableId="348331728">
-    <w:abstractNumId w:val="2"/>
   </w:num>
 </w:numbering>
 </file>
@@ -893,7 +893,7 @@
     <w:link w:val="Balk1Char"/>
     <w:uiPriority w:val="9"/>
     <w:qFormat/>
-    <w:rsid w:val="00B861CE"/>
+    <w:rsid w:val="008C1AC7"/>
     <w:pPr>
       <w:keepNext/>
       <w:keepLines/>
@@ -915,7 +915,7 @@
     <w:uiPriority w:val="9"/>
     <w:unhideWhenUsed/>
     <w:qFormat/>
-    <w:rsid w:val="00B861CE"/>
+    <w:rsid w:val="008C1AC7"/>
     <w:pPr>
       <w:keepNext/>
       <w:keepLines/>
@@ -938,7 +938,7 @@
     <w:semiHidden/>
     <w:unhideWhenUsed/>
     <w:qFormat/>
-    <w:rsid w:val="00B861CE"/>
+    <w:rsid w:val="008C1AC7"/>
     <w:pPr>
       <w:keepNext/>
       <w:keepLines/>
@@ -961,7 +961,7 @@
     <w:semiHidden/>
     <w:unhideWhenUsed/>
     <w:qFormat/>
-    <w:rsid w:val="00B861CE"/>
+    <w:rsid w:val="008C1AC7"/>
     <w:pPr>
       <w:keepNext/>
       <w:keepLines/>
@@ -984,7 +984,7 @@
     <w:semiHidden/>
     <w:unhideWhenUsed/>
     <w:qFormat/>
-    <w:rsid w:val="00B861CE"/>
+    <w:rsid w:val="008C1AC7"/>
     <w:pPr>
       <w:keepNext/>
       <w:keepLines/>
@@ -1005,7 +1005,7 @@
     <w:semiHidden/>
     <w:unhideWhenUsed/>
     <w:qFormat/>
-    <w:rsid w:val="00B861CE"/>
+    <w:rsid w:val="008C1AC7"/>
     <w:pPr>
       <w:keepNext/>
       <w:keepLines/>
@@ -1028,7 +1028,7 @@
     <w:semiHidden/>
     <w:unhideWhenUsed/>
     <w:qFormat/>
-    <w:rsid w:val="00B861CE"/>
+    <w:rsid w:val="008C1AC7"/>
     <w:pPr>
       <w:keepNext/>
       <w:keepLines/>
@@ -1049,7 +1049,7 @@
     <w:semiHidden/>
     <w:unhideWhenUsed/>
     <w:qFormat/>
-    <w:rsid w:val="00B861CE"/>
+    <w:rsid w:val="008C1AC7"/>
     <w:pPr>
       <w:keepNext/>
       <w:keepLines/>
@@ -1072,7 +1072,7 @@
     <w:semiHidden/>
     <w:unhideWhenUsed/>
     <w:qFormat/>
-    <w:rsid w:val="00B861CE"/>
+    <w:rsid w:val="008C1AC7"/>
     <w:pPr>
       <w:keepNext/>
       <w:keepLines/>
@@ -1116,7 +1116,7 @@
     <w:basedOn w:val="VarsaylanParagrafYazTipi"/>
     <w:link w:val="Balk1"/>
     <w:uiPriority w:val="9"/>
-    <w:rsid w:val="00B861CE"/>
+    <w:rsid w:val="008C1AC7"/>
     <w:rPr>
       <w:rFonts w:asciiTheme="majorHAnsi" w:eastAsiaTheme="majorEastAsia" w:hAnsiTheme="majorHAnsi" w:cstheme="majorBidi"/>
       <w:color w:val="2F5496" w:themeColor="accent1" w:themeShade="BF"/>
@@ -1129,7 +1129,7 @@
     <w:basedOn w:val="VarsaylanParagrafYazTipi"/>
     <w:link w:val="Balk2"/>
     <w:uiPriority w:val="9"/>
-    <w:rsid w:val="00B861CE"/>
+    <w:rsid w:val="008C1AC7"/>
     <w:rPr>
       <w:rFonts w:asciiTheme="majorHAnsi" w:eastAsiaTheme="majorEastAsia" w:hAnsiTheme="majorHAnsi" w:cstheme="majorBidi"/>
       <w:color w:val="2F5496" w:themeColor="accent1" w:themeShade="BF"/>
@@ -1143,7 +1143,7 @@
     <w:link w:val="Balk3"/>
     <w:uiPriority w:val="9"/>
     <w:semiHidden/>
-    <w:rsid w:val="00B861CE"/>
+    <w:rsid w:val="008C1AC7"/>
     <w:rPr>
       <w:rFonts w:eastAsiaTheme="majorEastAsia" w:cstheme="majorBidi"/>
       <w:color w:val="2F5496" w:themeColor="accent1" w:themeShade="BF"/>
@@ -1157,7 +1157,7 @@
     <w:link w:val="Balk4"/>
     <w:uiPriority w:val="9"/>
     <w:semiHidden/>
-    <w:rsid w:val="00B861CE"/>
+    <w:rsid w:val="008C1AC7"/>
     <w:rPr>
       <w:rFonts w:eastAsiaTheme="majorEastAsia" w:cstheme="majorBidi"/>
       <w:i/>
@@ -1171,7 +1171,7 @@
     <w:link w:val="Balk5"/>
     <w:uiPriority w:val="9"/>
     <w:semiHidden/>
-    <w:rsid w:val="00B861CE"/>
+    <w:rsid w:val="008C1AC7"/>
     <w:rPr>
       <w:rFonts w:eastAsiaTheme="majorEastAsia" w:cstheme="majorBidi"/>
       <w:color w:val="2F5496" w:themeColor="accent1" w:themeShade="BF"/>
@@ -1183,7 +1183,7 @@
     <w:link w:val="Balk6"/>
     <w:uiPriority w:val="9"/>
     <w:semiHidden/>
-    <w:rsid w:val="00B861CE"/>
+    <w:rsid w:val="008C1AC7"/>
     <w:rPr>
       <w:rFonts w:eastAsiaTheme="majorEastAsia" w:cstheme="majorBidi"/>
       <w:i/>
@@ -1197,7 +1197,7 @@
     <w:link w:val="Balk7"/>
     <w:uiPriority w:val="9"/>
     <w:semiHidden/>
-    <w:rsid w:val="00B861CE"/>
+    <w:rsid w:val="008C1AC7"/>
     <w:rPr>
       <w:rFonts w:eastAsiaTheme="majorEastAsia" w:cstheme="majorBidi"/>
       <w:color w:val="595959" w:themeColor="text1" w:themeTint="A6"/>
@@ -1209,7 +1209,7 @@
     <w:link w:val="Balk8"/>
     <w:uiPriority w:val="9"/>
     <w:semiHidden/>
-    <w:rsid w:val="00B861CE"/>
+    <w:rsid w:val="008C1AC7"/>
     <w:rPr>
       <w:rFonts w:eastAsiaTheme="majorEastAsia" w:cstheme="majorBidi"/>
       <w:i/>
@@ -1223,7 +1223,7 @@
     <w:link w:val="Balk9"/>
     <w:uiPriority w:val="9"/>
     <w:semiHidden/>
-    <w:rsid w:val="00B861CE"/>
+    <w:rsid w:val="008C1AC7"/>
     <w:rPr>
       <w:rFonts w:eastAsiaTheme="majorEastAsia" w:cstheme="majorBidi"/>
       <w:color w:val="272727" w:themeColor="text1" w:themeTint="D8"/>
@@ -1236,7 +1236,7 @@
     <w:link w:val="KonuBalChar"/>
     <w:uiPriority w:val="10"/>
     <w:qFormat/>
-    <w:rsid w:val="00B861CE"/>
+    <w:rsid w:val="008C1AC7"/>
     <w:pPr>
       <w:spacing w:after="80" w:line="240" w:lineRule="auto"/>
       <w:contextualSpacing/>
@@ -1254,7 +1254,7 @@
     <w:basedOn w:val="VarsaylanParagrafYazTipi"/>
     <w:link w:val="KonuBal"/>
     <w:uiPriority w:val="10"/>
-    <w:rsid w:val="00B861CE"/>
+    <w:rsid w:val="008C1AC7"/>
     <w:rPr>
       <w:rFonts w:asciiTheme="majorHAnsi" w:eastAsiaTheme="majorEastAsia" w:hAnsiTheme="majorHAnsi" w:cstheme="majorBidi"/>
       <w:spacing w:val="-10"/>
@@ -1270,7 +1270,7 @@
     <w:link w:val="AltyazChar"/>
     <w:uiPriority w:val="11"/>
     <w:qFormat/>
-    <w:rsid w:val="00B861CE"/>
+    <w:rsid w:val="008C1AC7"/>
     <w:pPr>
       <w:numPr>
         <w:ilvl w:val="1"/>
@@ -1289,7 +1289,7 @@
     <w:basedOn w:val="VarsaylanParagrafYazTipi"/>
     <w:link w:val="Altyaz"/>
     <w:uiPriority w:val="11"/>
-    <w:rsid w:val="00B861CE"/>
+    <w:rsid w:val="008C1AC7"/>
     <w:rPr>
       <w:rFonts w:eastAsiaTheme="majorEastAsia" w:cstheme="majorBidi"/>
       <w:color w:val="595959" w:themeColor="text1" w:themeTint="A6"/>
@@ -1305,7 +1305,7 @@
     <w:link w:val="AlntChar"/>
     <w:uiPriority w:val="29"/>
     <w:qFormat/>
-    <w:rsid w:val="00B861CE"/>
+    <w:rsid w:val="008C1AC7"/>
     <w:pPr>
       <w:spacing w:before="160"/>
       <w:jc w:val="center"/>
@@ -1321,7 +1321,7 @@
     <w:basedOn w:val="VarsaylanParagrafYazTipi"/>
     <w:link w:val="Alnt"/>
     <w:uiPriority w:val="29"/>
-    <w:rsid w:val="00B861CE"/>
+    <w:rsid w:val="008C1AC7"/>
     <w:rPr>
       <w:i/>
       <w:iCs/>
@@ -1333,7 +1333,7 @@
     <w:basedOn w:val="Normal"/>
     <w:uiPriority w:val="34"/>
     <w:qFormat/>
-    <w:rsid w:val="00B861CE"/>
+    <w:rsid w:val="008C1AC7"/>
     <w:pPr>
       <w:ind w:left="720"/>
       <w:contextualSpacing/>
@@ -1344,7 +1344,7 @@
     <w:basedOn w:val="VarsaylanParagrafYazTipi"/>
     <w:uiPriority w:val="21"/>
     <w:qFormat/>
-    <w:rsid w:val="00B861CE"/>
+    <w:rsid w:val="008C1AC7"/>
     <w:rPr>
       <w:i/>
       <w:iCs/>
@@ -1358,7 +1358,7 @@
     <w:link w:val="GlAlntChar"/>
     <w:uiPriority w:val="30"/>
     <w:qFormat/>
-    <w:rsid w:val="00B861CE"/>
+    <w:rsid w:val="008C1AC7"/>
     <w:pPr>
       <w:pBdr>
         <w:top w:val="single" w:sz="4" w:space="10" w:color="2F5496" w:themeColor="accent1" w:themeShade="BF"/>
@@ -1379,7 +1379,7 @@
     <w:basedOn w:val="VarsaylanParagrafYazTipi"/>
     <w:link w:val="GlAlnt"/>
     <w:uiPriority w:val="30"/>
-    <w:rsid w:val="00B861CE"/>
+    <w:rsid w:val="008C1AC7"/>
     <w:rPr>
       <w:i/>
       <w:iCs/>
@@ -1391,7 +1391,7 @@
     <w:basedOn w:val="VarsaylanParagrafYazTipi"/>
     <w:uiPriority w:val="32"/>
     <w:qFormat/>
-    <w:rsid w:val="00B861CE"/>
+    <w:rsid w:val="008C1AC7"/>
     <w:rPr>
       <w:b/>
       <w:bCs/>
